--- a/ML project.docx
+++ b/ML project.docx
@@ -37,25 +37,7 @@
             <w:bCs/>
             <w:lang w:bidi="ar-EG"/>
           </w:rPr>
-          <w:t>https://www.kaggle.com/datasets/alextebou</w:t>
-        </w:r>
-        <w:r>
-          <w:rPr>
-            <w:rStyle w:val="Hyperlink"/>
-            <w:b/>
-            <w:bCs/>
-            <w:lang w:bidi="ar-EG"/>
-          </w:rPr>
-          <w:t>l</w:t>
-        </w:r>
-        <w:r>
-          <w:rPr>
-            <w:rStyle w:val="Hyperlink"/>
-            <w:b/>
-            <w:bCs/>
-            <w:lang w:bidi="ar-EG"/>
-          </w:rPr>
-          <w:t>/diabetes-he</w:t>
+          <w:t>https://www.kaggle.com/datasets/alexteboul/di</w:t>
         </w:r>
         <w:r>
           <w:rPr>
@@ -73,7 +55,34 @@
             <w:bCs/>
             <w:lang w:bidi="ar-EG"/>
           </w:rPr>
-          <w:t>lth-indicators-dataset</w:t>
+          <w:t>b</w:t>
+        </w:r>
+        <w:r>
+          <w:rPr>
+            <w:rStyle w:val="Hyperlink"/>
+            <w:b/>
+            <w:bCs/>
+            <w:lang w:bidi="ar-EG"/>
+          </w:rPr>
+          <w:t>ete</w:t>
+        </w:r>
+        <w:r>
+          <w:rPr>
+            <w:rStyle w:val="Hyperlink"/>
+            <w:b/>
+            <w:bCs/>
+            <w:lang w:bidi="ar-EG"/>
+          </w:rPr>
+          <w:t>s</w:t>
+        </w:r>
+        <w:r>
+          <w:rPr>
+            <w:rStyle w:val="Hyperlink"/>
+            <w:b/>
+            <w:bCs/>
+            <w:lang w:bidi="ar-EG"/>
+          </w:rPr>
+          <w:t>-health-indicators-dataset</w:t>
         </w:r>
       </w:hyperlink>
     </w:p>
@@ -93,7 +102,7 @@
             <w:bCs/>
             <w:lang w:bidi="ar-EG"/>
           </w:rPr>
-          <w:t>https://www.kaggle.com/datasets/mat</w:t>
+          <w:t>https://www.kaggle.com/datasets/mathc</w:t>
         </w:r>
         <w:r>
           <w:rPr>
@@ -111,7 +120,7 @@
             <w:bCs/>
             <w:lang w:bidi="ar-EG"/>
           </w:rPr>
-          <w:t>chi/diabetes-data-set?r</w:t>
+          <w:t>i/diabetes-d</w:t>
         </w:r>
         <w:r>
           <w:rPr>
@@ -120,7 +129,7 @@
             <w:bCs/>
             <w:lang w:bidi="ar-EG"/>
           </w:rPr>
-          <w:t>e</w:t>
+          <w:t>a</w:t>
         </w:r>
         <w:r>
           <w:rPr>
@@ -129,7 +138,7 @@
             <w:bCs/>
             <w:lang w:bidi="ar-EG"/>
           </w:rPr>
-          <w:t>source=download</w:t>
+          <w:t>ta-set?resource=download</w:t>
         </w:r>
       </w:hyperlink>
     </w:p>
@@ -149,7 +158,43 @@
             <w:bCs/>
             <w:lang w:bidi="ar-EG"/>
           </w:rPr>
-          <w:t>https://data.mendeley.com/datasets/m8cgwxs9s6/2</w:t>
+          <w:t>https://data.mendeley.com/datasets/</w:t>
+        </w:r>
+        <w:r>
+          <w:rPr>
+            <w:rStyle w:val="Hyperlink"/>
+            <w:b/>
+            <w:bCs/>
+            <w:lang w:bidi="ar-EG"/>
+          </w:rPr>
+          <w:t>m</w:t>
+        </w:r>
+        <w:r>
+          <w:rPr>
+            <w:rStyle w:val="Hyperlink"/>
+            <w:b/>
+            <w:bCs/>
+            <w:lang w:bidi="ar-EG"/>
+          </w:rPr>
+          <w:t>8cg</w:t>
+        </w:r>
+        <w:r>
+          <w:rPr>
+            <w:rStyle w:val="Hyperlink"/>
+            <w:b/>
+            <w:bCs/>
+            <w:lang w:bidi="ar-EG"/>
+          </w:rPr>
+          <w:t>w</w:t>
+        </w:r>
+        <w:r>
+          <w:rPr>
+            <w:rStyle w:val="Hyperlink"/>
+            <w:b/>
+            <w:bCs/>
+            <w:lang w:bidi="ar-EG"/>
+          </w:rPr>
+          <w:t>xs9s6/2</w:t>
         </w:r>
       </w:hyperlink>
     </w:p>
@@ -200,6 +245,7 @@
       <w:r>
         <w:rPr>
           <w:rFonts w:asciiTheme="majorBidi" w:hAnsiTheme="majorBidi" w:cstheme="majorBidi"/>
+          <w:noProof/>
           <w:sz w:val="24"/>
           <w:szCs w:val="24"/>
         </w:rPr>
@@ -287,6 +333,7 @@
       <w:r>
         <w:rPr>
           <w:rFonts w:asciiTheme="majorBidi" w:hAnsiTheme="majorBidi" w:cstheme="majorBidi"/>
+          <w:noProof/>
           <w:sz w:val="24"/>
           <w:szCs w:val="24"/>
         </w:rPr>
@@ -347,8 +394,9 @@
           <w:szCs w:val="24"/>
         </w:rPr>
         <w:lastRenderedPageBreak/>
-        <w:t>3. DiaBD_A Bangladesh Dataset</w:t>
-      </w:r>
+        <w:t xml:space="preserve">3. </w:t>
+      </w:r>
+      <w:proofErr w:type="spellStart"/>
       <w:r>
         <w:rPr>
           <w:rFonts w:ascii="Times New Roman" w:eastAsia="Times New Roman" w:hAnsi="Times New Roman" w:cs="Times New Roman"/>
@@ -357,7 +405,18 @@
           <w:sz w:val="24"/>
           <w:szCs w:val="24"/>
         </w:rPr>
-        <w:t>:</w:t>
+        <w:t>DiaBD_A</w:t>
+      </w:r>
+      <w:proofErr w:type="spellEnd"/>
+      <w:r>
+        <w:rPr>
+          <w:rFonts w:ascii="Times New Roman" w:eastAsia="Times New Roman" w:hAnsi="Times New Roman" w:cs="Times New Roman"/>
+          <w:b/>
+          <w:bCs/>
+          <w:sz w:val="24"/>
+          <w:szCs w:val="24"/>
+        </w:rPr>
+        <w:t xml:space="preserve"> Bangladesh Dataset:</w:t>
       </w:r>
     </w:p>
     <w:p>
@@ -373,6 +432,7 @@
       <w:r>
         <w:rPr>
           <w:rFonts w:ascii="Times New Roman" w:eastAsia="Times New Roman" w:hAnsi="Times New Roman" w:cs="Times New Roman"/>
+          <w:noProof/>
           <w:sz w:val="24"/>
           <w:szCs w:val="24"/>
         </w:rPr>
@@ -444,6 +504,7 @@
       <w:r>
         <w:rPr>
           <w:rFonts w:asciiTheme="majorBidi" w:hAnsiTheme="majorBidi" w:cstheme="majorBidi"/>
+          <w:noProof/>
           <w:sz w:val="24"/>
           <w:szCs w:val="24"/>
         </w:rPr>
@@ -506,7 +567,6 @@
       <w:pPr>
         <w:jc w:val="center"/>
         <w:rPr>
-          <w:rFonts w:hint="cs"/>
           <w:b/>
           <w:bCs/>
           <w:lang w:bidi="ar-EG"/>
@@ -516,6 +576,7 @@
         <w:rPr>
           <w:b/>
           <w:bCs/>
+          <w:noProof/>
           <w:lang w:bidi="ar-EG"/>
         </w:rPr>
         <w:drawing>
@@ -555,6 +616,809 @@
         </w:drawing>
       </w:r>
     </w:p>
+    <w:p>
+      <w:pPr>
+        <w:spacing w:line="240" w:lineRule="auto"/>
+        <w:rPr>
+          <w:rFonts w:asciiTheme="majorBidi" w:hAnsiTheme="majorBidi" w:cstheme="majorBidi"/>
+          <w:sz w:val="24"/>
+          <w:szCs w:val="24"/>
+          <w:lang w:bidi="ar-EG"/>
+        </w:rPr>
+      </w:pPr>
+      <w:r>
+        <w:rPr>
+          <w:rFonts w:asciiTheme="majorBidi" w:hAnsiTheme="majorBidi" w:cstheme="majorBidi"/>
+          <w:sz w:val="24"/>
+          <w:szCs w:val="24"/>
+          <w:lang w:bidi="ar-EG"/>
+        </w:rPr>
+        <w:lastRenderedPageBreak/>
+        <w:t xml:space="preserve">a) </w:t>
+      </w:r>
+      <w:r>
+        <w:rPr>
+          <w:rFonts w:asciiTheme="majorBidi" w:hAnsiTheme="majorBidi" w:cstheme="majorBidi"/>
+          <w:sz w:val="24"/>
+          <w:szCs w:val="24"/>
+          <w:lang w:bidi="ar-EG"/>
+        </w:rPr>
+        <w:t xml:space="preserve">The combined diabetes dataset was created from three public datasets: Pima Indians Diabetes, BRFSS Diabetes Health Indicators, and </w:t>
+      </w:r>
+      <w:proofErr w:type="spellStart"/>
+      <w:r>
+        <w:rPr>
+          <w:rFonts w:asciiTheme="majorBidi" w:hAnsiTheme="majorBidi" w:cstheme="majorBidi"/>
+          <w:sz w:val="24"/>
+          <w:szCs w:val="24"/>
+          <w:lang w:bidi="ar-EG"/>
+        </w:rPr>
+        <w:t>DiaBD_A</w:t>
+      </w:r>
+      <w:proofErr w:type="spellEnd"/>
+      <w:r>
+        <w:rPr>
+          <w:rFonts w:asciiTheme="majorBidi" w:hAnsiTheme="majorBidi" w:cstheme="majorBidi"/>
+          <w:sz w:val="24"/>
+          <w:szCs w:val="24"/>
+          <w:lang w:bidi="ar-EG"/>
+        </w:rPr>
+        <w:t xml:space="preserve"> Bangladesh Diabetes dataset.</w:t>
+      </w:r>
+    </w:p>
+    <w:p>
+      <w:pPr>
+        <w:spacing w:line="240" w:lineRule="auto"/>
+        <w:rPr>
+          <w:rFonts w:asciiTheme="majorBidi" w:hAnsiTheme="majorBidi" w:cstheme="majorBidi"/>
+          <w:sz w:val="24"/>
+          <w:szCs w:val="24"/>
+          <w:lang w:bidi="ar-EG"/>
+        </w:rPr>
+      </w:pPr>
+      <w:r>
+        <w:rPr>
+          <w:rFonts w:asciiTheme="majorBidi" w:hAnsiTheme="majorBidi" w:cstheme="majorBidi"/>
+          <w:sz w:val="24"/>
+          <w:szCs w:val="24"/>
+          <w:lang w:bidi="ar-EG"/>
+        </w:rPr>
+        <w:t>The method of data collection is mainly an observational retrospective study.</w:t>
+      </w:r>
+    </w:p>
+    <w:p>
+      <w:pPr>
+        <w:spacing w:line="240" w:lineRule="auto"/>
+        <w:rPr>
+          <w:rFonts w:asciiTheme="majorBidi" w:hAnsiTheme="majorBidi" w:cstheme="majorBidi"/>
+          <w:sz w:val="24"/>
+          <w:szCs w:val="24"/>
+          <w:lang w:bidi="ar-EG"/>
+        </w:rPr>
+      </w:pPr>
+      <w:r>
+        <w:rPr>
+          <w:rFonts w:asciiTheme="majorBidi" w:hAnsiTheme="majorBidi" w:cstheme="majorBidi"/>
+          <w:sz w:val="24"/>
+          <w:szCs w:val="24"/>
+          <w:lang w:bidi="ar-EG"/>
+        </w:rPr>
+        <w:t>This is because the datasets were collected from existing medical records, health surveys, or patient measurements. No treatment or experiment was applied to the patients. The researchers only observed existing health factors such as age, BMI, glucose, blood pressure, and diabetes outcome.</w:t>
+      </w:r>
+    </w:p>
+    <w:p>
+      <w:pPr>
+        <w:pStyle w:val="NormalWeb"/>
+        <w:rPr>
+          <w:rFonts w:asciiTheme="majorBidi" w:hAnsiTheme="majorBidi" w:cstheme="majorBidi"/>
+        </w:rPr>
+      </w:pPr>
+      <w:r>
+        <w:rPr>
+          <w:rFonts w:asciiTheme="majorBidi" w:hAnsiTheme="majorBidi" w:cstheme="majorBidi"/>
+          <w:lang w:bidi="ar-EG"/>
+        </w:rPr>
+        <w:t xml:space="preserve">b) </w:t>
+      </w:r>
+      <w:r>
+        <w:rPr>
+          <w:rFonts w:asciiTheme="majorBidi" w:hAnsiTheme="majorBidi" w:cstheme="majorBidi"/>
+        </w:rPr>
+        <w:t>After combining the datasets, numerical summaries should be generated for the main variables:</w:t>
+      </w:r>
+    </w:p>
+    <w:p>
+      <w:pPr>
+        <w:numPr>
+          <w:ilvl w:val="0"/>
+          <w:numId w:val="4"/>
+        </w:numPr>
+        <w:spacing w:before="100" w:beforeAutospacing="1" w:after="100" w:afterAutospacing="1" w:line="240" w:lineRule="auto"/>
+        <w:rPr>
+          <w:rFonts w:asciiTheme="majorBidi" w:eastAsia="Times New Roman" w:hAnsiTheme="majorBidi" w:cstheme="majorBidi"/>
+          <w:sz w:val="24"/>
+          <w:szCs w:val="24"/>
+        </w:rPr>
+      </w:pPr>
+      <w:r>
+        <w:rPr>
+          <w:rFonts w:asciiTheme="majorBidi" w:eastAsia="Times New Roman" w:hAnsiTheme="majorBidi" w:cstheme="majorBidi"/>
+          <w:sz w:val="24"/>
+          <w:szCs w:val="24"/>
+        </w:rPr>
+        <w:t xml:space="preserve">Age </w:t>
+      </w:r>
+    </w:p>
+    <w:p>
+      <w:pPr>
+        <w:numPr>
+          <w:ilvl w:val="0"/>
+          <w:numId w:val="4"/>
+        </w:numPr>
+        <w:spacing w:before="100" w:beforeAutospacing="1" w:after="100" w:afterAutospacing="1" w:line="240" w:lineRule="auto"/>
+        <w:rPr>
+          <w:rFonts w:asciiTheme="majorBidi" w:eastAsia="Times New Roman" w:hAnsiTheme="majorBidi" w:cstheme="majorBidi"/>
+          <w:sz w:val="24"/>
+          <w:szCs w:val="24"/>
+        </w:rPr>
+      </w:pPr>
+      <w:r>
+        <w:rPr>
+          <w:rFonts w:asciiTheme="majorBidi" w:eastAsia="Times New Roman" w:hAnsiTheme="majorBidi" w:cstheme="majorBidi"/>
+          <w:sz w:val="24"/>
+          <w:szCs w:val="24"/>
+        </w:rPr>
+        <w:t xml:space="preserve">BMI </w:t>
+      </w:r>
+    </w:p>
+    <w:p>
+      <w:pPr>
+        <w:numPr>
+          <w:ilvl w:val="0"/>
+          <w:numId w:val="4"/>
+        </w:numPr>
+        <w:spacing w:before="100" w:beforeAutospacing="1" w:after="100" w:afterAutospacing="1" w:line="240" w:lineRule="auto"/>
+        <w:rPr>
+          <w:rFonts w:asciiTheme="majorBidi" w:eastAsia="Times New Roman" w:hAnsiTheme="majorBidi" w:cstheme="majorBidi"/>
+          <w:sz w:val="24"/>
+          <w:szCs w:val="24"/>
+        </w:rPr>
+      </w:pPr>
+      <w:r>
+        <w:rPr>
+          <w:rFonts w:asciiTheme="majorBidi" w:eastAsia="Times New Roman" w:hAnsiTheme="majorBidi" w:cstheme="majorBidi"/>
+          <w:sz w:val="24"/>
+          <w:szCs w:val="24"/>
+        </w:rPr>
+        <w:t xml:space="preserve">Glucose </w:t>
+      </w:r>
+    </w:p>
+    <w:p>
+      <w:pPr>
+        <w:numPr>
+          <w:ilvl w:val="0"/>
+          <w:numId w:val="4"/>
+        </w:numPr>
+        <w:spacing w:before="100" w:beforeAutospacing="1" w:after="100" w:afterAutospacing="1" w:line="240" w:lineRule="auto"/>
+        <w:rPr>
+          <w:rFonts w:asciiTheme="majorBidi" w:eastAsia="Times New Roman" w:hAnsiTheme="majorBidi" w:cstheme="majorBidi"/>
+          <w:sz w:val="24"/>
+          <w:szCs w:val="24"/>
+        </w:rPr>
+      </w:pPr>
+      <w:proofErr w:type="spellStart"/>
+      <w:r>
+        <w:rPr>
+          <w:rFonts w:asciiTheme="majorBidi" w:eastAsia="Times New Roman" w:hAnsiTheme="majorBidi" w:cstheme="majorBidi"/>
+          <w:sz w:val="24"/>
+          <w:szCs w:val="24"/>
+        </w:rPr>
+        <w:t>BloodPressure</w:t>
+      </w:r>
+      <w:proofErr w:type="spellEnd"/>
+      <w:r>
+        <w:rPr>
+          <w:rFonts w:asciiTheme="majorBidi" w:eastAsia="Times New Roman" w:hAnsiTheme="majorBidi" w:cstheme="majorBidi"/>
+          <w:sz w:val="24"/>
+          <w:szCs w:val="24"/>
+        </w:rPr>
+        <w:t xml:space="preserve"> </w:t>
+      </w:r>
+    </w:p>
+    <w:p>
+      <w:pPr>
+        <w:numPr>
+          <w:ilvl w:val="0"/>
+          <w:numId w:val="4"/>
+        </w:numPr>
+        <w:spacing w:before="100" w:beforeAutospacing="1" w:after="100" w:afterAutospacing="1" w:line="240" w:lineRule="auto"/>
+        <w:rPr>
+          <w:rFonts w:asciiTheme="majorBidi" w:eastAsia="Times New Roman" w:hAnsiTheme="majorBidi" w:cstheme="majorBidi"/>
+          <w:sz w:val="24"/>
+          <w:szCs w:val="24"/>
+        </w:rPr>
+      </w:pPr>
+      <w:proofErr w:type="spellStart"/>
+      <w:r>
+        <w:rPr>
+          <w:rFonts w:asciiTheme="majorBidi" w:eastAsia="Times New Roman" w:hAnsiTheme="majorBidi" w:cstheme="majorBidi"/>
+          <w:sz w:val="24"/>
+          <w:szCs w:val="24"/>
+        </w:rPr>
+        <w:t>HighBP</w:t>
+      </w:r>
+      <w:proofErr w:type="spellEnd"/>
+      <w:r>
+        <w:rPr>
+          <w:rFonts w:asciiTheme="majorBidi" w:eastAsia="Times New Roman" w:hAnsiTheme="majorBidi" w:cstheme="majorBidi"/>
+          <w:sz w:val="24"/>
+          <w:szCs w:val="24"/>
+        </w:rPr>
+        <w:t xml:space="preserve"> </w:t>
+      </w:r>
+    </w:p>
+    <w:p>
+      <w:pPr>
+        <w:numPr>
+          <w:ilvl w:val="0"/>
+          <w:numId w:val="4"/>
+        </w:numPr>
+        <w:spacing w:before="100" w:beforeAutospacing="1" w:after="100" w:afterAutospacing="1" w:line="240" w:lineRule="auto"/>
+        <w:rPr>
+          <w:rFonts w:asciiTheme="majorBidi" w:eastAsia="Times New Roman" w:hAnsiTheme="majorBidi" w:cstheme="majorBidi"/>
+          <w:sz w:val="24"/>
+          <w:szCs w:val="24"/>
+        </w:rPr>
+      </w:pPr>
+      <w:r>
+        <w:rPr>
+          <w:rFonts w:asciiTheme="majorBidi" w:eastAsia="Times New Roman" w:hAnsiTheme="majorBidi" w:cstheme="majorBidi"/>
+          <w:sz w:val="24"/>
+          <w:szCs w:val="24"/>
+        </w:rPr>
+        <w:t>Outcome</w:t>
+      </w:r>
+    </w:p>
+    <w:p>
+      <w:pPr>
+        <w:numPr>
+          <w:ilvl w:val="0"/>
+          <w:numId w:val="4"/>
+        </w:numPr>
+        <w:spacing w:before="100" w:beforeAutospacing="1" w:after="100" w:afterAutospacing="1" w:line="240" w:lineRule="auto"/>
+        <w:rPr>
+          <w:rFonts w:asciiTheme="majorBidi" w:eastAsia="Times New Roman" w:hAnsiTheme="majorBidi" w:cstheme="majorBidi"/>
+          <w:sz w:val="24"/>
+          <w:szCs w:val="24"/>
+        </w:rPr>
+      </w:pPr>
+      <w:r>
+        <w:rPr>
+          <w:rFonts w:asciiTheme="majorBidi" w:eastAsia="Times New Roman" w:hAnsiTheme="majorBidi" w:cstheme="majorBidi"/>
+          <w:sz w:val="24"/>
+          <w:szCs w:val="24"/>
+        </w:rPr>
+        <w:t>source</w:t>
+      </w:r>
+    </w:p>
+    <w:p>
+      <w:pPr>
+        <w:spacing w:before="100" w:beforeAutospacing="1" w:after="100" w:afterAutospacing="1" w:line="240" w:lineRule="auto"/>
+        <w:rPr>
+          <w:rFonts w:ascii="Times New Roman" w:eastAsia="Times New Roman" w:hAnsi="Times New Roman" w:cs="Times New Roman"/>
+          <w:sz w:val="24"/>
+          <w:szCs w:val="24"/>
+        </w:rPr>
+      </w:pPr>
+      <w:r>
+        <w:rPr>
+          <w:rFonts w:ascii="Times New Roman" w:eastAsia="Times New Roman" w:hAnsi="Times New Roman" w:cs="Times New Roman"/>
+          <w:sz w:val="24"/>
+          <w:szCs w:val="24"/>
+        </w:rPr>
+        <w:t xml:space="preserve">Numerical summaries were calculated to understand the central tendency and variability of the combined diabetes dataset. The mean, variance, and standard deviation were computed for Age, BMI, Glucose, </w:t>
+      </w:r>
+      <w:proofErr w:type="spellStart"/>
+      <w:r>
+        <w:rPr>
+          <w:rFonts w:ascii="Times New Roman" w:eastAsia="Times New Roman" w:hAnsi="Times New Roman" w:cs="Times New Roman"/>
+          <w:sz w:val="24"/>
+          <w:szCs w:val="24"/>
+        </w:rPr>
+        <w:t>BloodPressure</w:t>
+      </w:r>
+      <w:proofErr w:type="spellEnd"/>
+      <w:r>
+        <w:rPr>
+          <w:rFonts w:ascii="Times New Roman" w:eastAsia="Times New Roman" w:hAnsi="Times New Roman" w:cs="Times New Roman"/>
+          <w:sz w:val="24"/>
+          <w:szCs w:val="24"/>
+        </w:rPr>
+        <w:t xml:space="preserve">, </w:t>
+      </w:r>
+      <w:proofErr w:type="spellStart"/>
+      <w:r>
+        <w:rPr>
+          <w:rFonts w:ascii="Times New Roman" w:eastAsia="Times New Roman" w:hAnsi="Times New Roman" w:cs="Times New Roman"/>
+          <w:sz w:val="24"/>
+          <w:szCs w:val="24"/>
+        </w:rPr>
+        <w:t>HighBP</w:t>
+      </w:r>
+      <w:proofErr w:type="spellEnd"/>
+      <w:r>
+        <w:rPr>
+          <w:rFonts w:ascii="Times New Roman" w:eastAsia="Times New Roman" w:hAnsi="Times New Roman" w:cs="Times New Roman"/>
+          <w:sz w:val="24"/>
+          <w:szCs w:val="24"/>
+        </w:rPr>
+        <w:t>, and Outcome.</w:t>
+      </w:r>
+    </w:p>
+    <w:p>
+      <w:pPr>
+        <w:pStyle w:val="Heading1"/>
+        <w:spacing w:before="0" w:after="240"/>
+        <w:rPr>
+          <w:color w:val="FF0000"/>
+        </w:rPr>
+      </w:pPr>
+      <w:r>
+        <w:rPr>
+          <w:color w:val="FF0000"/>
+        </w:rPr>
+        <w:t>Possible Advanced ML Imputation (NOT recommended for Phase 1)</w:t>
+      </w:r>
+    </w:p>
+    <w:p>
+      <w:pPr>
+        <w:pStyle w:val="NormalWeb"/>
+        <w:spacing w:before="0" w:beforeAutospacing="0" w:after="240" w:afterAutospacing="0"/>
+        <w:rPr>
+          <w:color w:val="FF0000"/>
+        </w:rPr>
+      </w:pPr>
+      <w:r>
+        <w:rPr>
+          <w:color w:val="FF0000"/>
+        </w:rPr>
+        <w:t>You could:</w:t>
+      </w:r>
+    </w:p>
+    <w:p>
+      <w:pPr>
+        <w:numPr>
+          <w:ilvl w:val="0"/>
+          <w:numId w:val="5"/>
+        </w:numPr>
+        <w:spacing w:after="240" w:line="240" w:lineRule="auto"/>
+        <w:rPr>
+          <w:color w:val="FF0000"/>
+        </w:rPr>
+      </w:pPr>
+      <w:r>
+        <w:rPr>
+          <w:color w:val="FF0000"/>
+        </w:rPr>
+        <w:t xml:space="preserve">train regression model on Pima + </w:t>
+      </w:r>
+      <w:proofErr w:type="spellStart"/>
+      <w:r>
+        <w:rPr>
+          <w:color w:val="FF0000"/>
+        </w:rPr>
+        <w:t>DiaBD_A</w:t>
+      </w:r>
+      <w:proofErr w:type="spellEnd"/>
+      <w:r>
+        <w:rPr>
+          <w:color w:val="FF0000"/>
+        </w:rPr>
+        <w:t xml:space="preserve"> </w:t>
+      </w:r>
+    </w:p>
+    <w:p>
+      <w:pPr>
+        <w:numPr>
+          <w:ilvl w:val="0"/>
+          <w:numId w:val="5"/>
+        </w:numPr>
+        <w:spacing w:after="240" w:line="240" w:lineRule="auto"/>
+        <w:rPr>
+          <w:color w:val="FF0000"/>
+        </w:rPr>
+      </w:pPr>
+      <w:r>
+        <w:rPr>
+          <w:color w:val="FF0000"/>
+        </w:rPr>
+        <w:t xml:space="preserve">predict glucose for BRFSS </w:t>
+      </w:r>
+    </w:p>
+    <w:p>
+      <w:pPr>
+        <w:pStyle w:val="NormalWeb"/>
+        <w:spacing w:before="0" w:beforeAutospacing="0" w:after="240" w:afterAutospacing="0"/>
+        <w:rPr>
+          <w:color w:val="FF0000"/>
+        </w:rPr>
+      </w:pPr>
+      <w:r>
+        <w:rPr>
+          <w:color w:val="FF0000"/>
+        </w:rPr>
+        <w:t>Example:</w:t>
+      </w:r>
+    </w:p>
+    <w:p>
+      <w:pPr>
+        <w:numPr>
+          <w:ilvl w:val="0"/>
+          <w:numId w:val="6"/>
+        </w:numPr>
+        <w:spacing w:after="240" w:line="240" w:lineRule="auto"/>
+        <w:rPr>
+          <w:color w:val="FF0000"/>
+        </w:rPr>
+      </w:pPr>
+      <w:r>
+        <w:rPr>
+          <w:color w:val="FF0000"/>
+        </w:rPr>
+        <w:t xml:space="preserve">Inputs: </w:t>
+      </w:r>
+    </w:p>
+    <w:p>
+      <w:pPr>
+        <w:numPr>
+          <w:ilvl w:val="1"/>
+          <w:numId w:val="6"/>
+        </w:numPr>
+        <w:spacing w:after="240" w:line="240" w:lineRule="auto"/>
+        <w:rPr>
+          <w:color w:val="FF0000"/>
+        </w:rPr>
+      </w:pPr>
+      <w:r>
+        <w:rPr>
+          <w:color w:val="FF0000"/>
+        </w:rPr>
+        <w:t xml:space="preserve">BMI </w:t>
+      </w:r>
+    </w:p>
+    <w:p>
+      <w:pPr>
+        <w:numPr>
+          <w:ilvl w:val="1"/>
+          <w:numId w:val="6"/>
+        </w:numPr>
+        <w:spacing w:after="240" w:line="240" w:lineRule="auto"/>
+        <w:rPr>
+          <w:color w:val="FF0000"/>
+        </w:rPr>
+      </w:pPr>
+      <w:r>
+        <w:rPr>
+          <w:color w:val="FF0000"/>
+        </w:rPr>
+        <w:t xml:space="preserve">Age </w:t>
+      </w:r>
+    </w:p>
+    <w:p>
+      <w:pPr>
+        <w:numPr>
+          <w:ilvl w:val="1"/>
+          <w:numId w:val="6"/>
+        </w:numPr>
+        <w:spacing w:after="240" w:line="240" w:lineRule="auto"/>
+        <w:rPr>
+          <w:color w:val="FF0000"/>
+        </w:rPr>
+      </w:pPr>
+      <w:proofErr w:type="spellStart"/>
+      <w:r>
+        <w:rPr>
+          <w:color w:val="FF0000"/>
+        </w:rPr>
+        <w:t>HighBP</w:t>
+      </w:r>
+      <w:proofErr w:type="spellEnd"/>
+      <w:r>
+        <w:rPr>
+          <w:color w:val="FF0000"/>
+        </w:rPr>
+        <w:t xml:space="preserve"> </w:t>
+      </w:r>
+    </w:p>
+    <w:p>
+      <w:pPr>
+        <w:numPr>
+          <w:ilvl w:val="0"/>
+          <w:numId w:val="6"/>
+        </w:numPr>
+        <w:spacing w:after="240" w:line="240" w:lineRule="auto"/>
+        <w:rPr>
+          <w:color w:val="FF0000"/>
+        </w:rPr>
+      </w:pPr>
+      <w:r>
+        <w:rPr>
+          <w:color w:val="FF0000"/>
+        </w:rPr>
+        <w:t xml:space="preserve">Target: </w:t>
+      </w:r>
+    </w:p>
+    <w:p>
+      <w:pPr>
+        <w:numPr>
+          <w:ilvl w:val="1"/>
+          <w:numId w:val="6"/>
+        </w:numPr>
+        <w:spacing w:after="240" w:line="240" w:lineRule="auto"/>
+        <w:rPr>
+          <w:color w:val="FF0000"/>
+        </w:rPr>
+      </w:pPr>
+      <w:r>
+        <w:rPr>
+          <w:color w:val="FF0000"/>
+        </w:rPr>
+        <w:t xml:space="preserve">Glucose </w:t>
+      </w:r>
+    </w:p>
+    <w:p>
+      <w:pPr>
+        <w:pStyle w:val="NormalWeb"/>
+        <w:spacing w:before="0" w:beforeAutospacing="0" w:after="240" w:afterAutospacing="0"/>
+        <w:rPr>
+          <w:color w:val="FF0000"/>
+        </w:rPr>
+      </w:pPr>
+      <w:r>
+        <w:rPr>
+          <w:color w:val="FF0000"/>
+        </w:rPr>
+        <w:t>BUT this becomes:</w:t>
+      </w:r>
+    </w:p>
+    <w:p>
+      <w:pPr>
+        <w:numPr>
+          <w:ilvl w:val="0"/>
+          <w:numId w:val="7"/>
+        </w:numPr>
+        <w:spacing w:after="240" w:line="240" w:lineRule="auto"/>
+        <w:rPr>
+          <w:color w:val="FF0000"/>
+        </w:rPr>
+      </w:pPr>
+      <w:r>
+        <w:rPr>
+          <w:color w:val="FF0000"/>
+        </w:rPr>
+        <w:lastRenderedPageBreak/>
+        <w:t xml:space="preserve">predictive modeling </w:t>
+      </w:r>
+    </w:p>
+    <w:p>
+      <w:pPr>
+        <w:numPr>
+          <w:ilvl w:val="0"/>
+          <w:numId w:val="7"/>
+        </w:numPr>
+        <w:spacing w:after="240" w:line="240" w:lineRule="auto"/>
+        <w:rPr>
+          <w:color w:val="FF0000"/>
+        </w:rPr>
+      </w:pPr>
+      <w:r>
+        <w:rPr>
+          <w:color w:val="FF0000"/>
+        </w:rPr>
+        <w:t xml:space="preserve">ML imputation </w:t>
+      </w:r>
+    </w:p>
+    <w:p>
+      <w:pPr>
+        <w:numPr>
+          <w:ilvl w:val="0"/>
+          <w:numId w:val="7"/>
+        </w:numPr>
+        <w:spacing w:after="240" w:line="240" w:lineRule="auto"/>
+        <w:rPr>
+          <w:color w:val="FF0000"/>
+        </w:rPr>
+      </w:pPr>
+      <w:r>
+        <w:rPr>
+          <w:color w:val="FF0000"/>
+        </w:rPr>
+        <w:t xml:space="preserve">not simple statistical preprocessing </w:t>
+      </w:r>
+    </w:p>
+    <w:p>
+      <w:pPr>
+        <w:pStyle w:val="NormalWeb"/>
+        <w:spacing w:before="0" w:beforeAutospacing="0" w:after="240" w:afterAutospacing="0"/>
+        <w:rPr>
+          <w:color w:val="FF0000"/>
+        </w:rPr>
+      </w:pPr>
+      <w:r>
+        <w:rPr>
+          <w:color w:val="FF0000"/>
+        </w:rPr>
+        <w:t>and may be questioned academically.</w:t>
+      </w:r>
+    </w:p>
+    <w:p>
+      <w:pPr>
+        <w:pStyle w:val="NormalWeb"/>
+        <w:spacing w:before="0" w:beforeAutospacing="0" w:after="240" w:afterAutospacing="0"/>
+        <w:rPr>
+          <w:b/>
+          <w:bCs/>
+        </w:rPr>
+      </w:pPr>
+      <w:r>
+        <w:rPr>
+          <w:b/>
+          <w:bCs/>
+        </w:rPr>
+        <w:t>b)</w:t>
+      </w:r>
+    </w:p>
+    <w:p>
+      <w:pPr>
+        <w:pStyle w:val="NormalWeb"/>
+        <w:spacing w:before="0" w:beforeAutospacing="0" w:after="240" w:afterAutospacing="0"/>
+        <w:jc w:val="center"/>
+        <w:rPr>
+          <w:b/>
+          <w:bCs/>
+        </w:rPr>
+      </w:pPr>
+      <w:r>
+        <w:rPr>
+          <w:b/>
+          <w:bCs/>
+        </w:rPr>
+        <w:drawing>
+          <wp:inline distT="0" distB="0" distL="0" distR="0" wp14:anchorId="0BEBD4A4" wp14:editId="066D97BE">
+            <wp:extent cx="4899511" cy="2843212"/>
+            <wp:effectExtent l="0" t="0" r="0" b="0"/>
+            <wp:docPr id="6" name="Picture 6"/>
+            <wp:cNvGraphicFramePr>
+              <a:graphicFrameLocks xmlns:a="http://schemas.openxmlformats.org/drawingml/2006/main" noChangeAspect="1"/>
+            </wp:cNvGraphicFramePr>
+            <a:graphic xmlns:a="http://schemas.openxmlformats.org/drawingml/2006/main">
+              <a:graphicData uri="http://schemas.openxmlformats.org/drawingml/2006/picture">
+                <pic:pic xmlns:pic="http://schemas.openxmlformats.org/drawingml/2006/picture">
+                  <pic:nvPicPr>
+                    <pic:cNvPr id="1" name=""/>
+                    <pic:cNvPicPr/>
+                  </pic:nvPicPr>
+                  <pic:blipFill>
+                    <a:blip r:embed="rId13"/>
+                    <a:stretch>
+                      <a:fillRect/>
+                    </a:stretch>
+                  </pic:blipFill>
+                  <pic:spPr>
+                    <a:xfrm>
+                      <a:off x="0" y="0"/>
+                      <a:ext cx="4922670" cy="2856651"/>
+                    </a:xfrm>
+                    <a:prstGeom prst="rect">
+                      <a:avLst/>
+                    </a:prstGeom>
+                  </pic:spPr>
+                </pic:pic>
+              </a:graphicData>
+            </a:graphic>
+          </wp:inline>
+        </w:drawing>
+      </w:r>
+    </w:p>
+    <w:p>
+      <w:pPr>
+        <w:pStyle w:val="NormalWeb"/>
+        <w:spacing w:before="0" w:beforeAutospacing="0" w:after="240" w:afterAutospacing="0"/>
+      </w:pPr>
+      <w:r>
+        <w:t xml:space="preserve">P Value </w:t>
+      </w:r>
+    </w:p>
+    <w:p>
+      <w:pPr>
+        <w:pStyle w:val="NormalWeb"/>
+        <w:spacing w:before="0" w:beforeAutospacing="0" w:after="240" w:afterAutospacing="0"/>
+        <w:jc w:val="center"/>
+        <w:rPr>
+          <w:b/>
+          <w:bCs/>
+        </w:rPr>
+      </w:pPr>
+      <w:r>
+        <w:rPr>
+          <w:b/>
+          <w:bCs/>
+        </w:rPr>
+        <w:drawing>
+          <wp:inline distT="0" distB="0" distL="0" distR="0" wp14:anchorId="32B92443" wp14:editId="3295C439">
+            <wp:extent cx="5047086" cy="2151063"/>
+            <wp:effectExtent l="0" t="0" r="1270" b="1905"/>
+            <wp:docPr id="7" name="Picture 7"/>
+            <wp:cNvGraphicFramePr>
+              <a:graphicFrameLocks xmlns:a="http://schemas.openxmlformats.org/drawingml/2006/main" noChangeAspect="1"/>
+            </wp:cNvGraphicFramePr>
+            <a:graphic xmlns:a="http://schemas.openxmlformats.org/drawingml/2006/main">
+              <a:graphicData uri="http://schemas.openxmlformats.org/drawingml/2006/picture">
+                <pic:pic xmlns:pic="http://schemas.openxmlformats.org/drawingml/2006/picture">
+                  <pic:nvPicPr>
+                    <pic:cNvPr id="1" name=""/>
+                    <pic:cNvPicPr/>
+                  </pic:nvPicPr>
+                  <pic:blipFill rotWithShape="1">
+                    <a:blip r:embed="rId14"/>
+                    <a:srcRect t="9787"/>
+                    <a:stretch/>
+                  </pic:blipFill>
+                  <pic:spPr bwMode="auto">
+                    <a:xfrm>
+                      <a:off x="0" y="0"/>
+                      <a:ext cx="5068820" cy="2160326"/>
+                    </a:xfrm>
+                    <a:prstGeom prst="rect">
+                      <a:avLst/>
+                    </a:prstGeom>
+                    <a:ln>
+                      <a:noFill/>
+                    </a:ln>
+                    <a:extLst>
+                      <a:ext uri="{53640926-AAD7-44D8-BBD7-CCE9431645EC}">
+                        <a14:shadowObscured xmlns:a14="http://schemas.microsoft.com/office/drawing/2010/main"/>
+                      </a:ext>
+                    </a:extLst>
+                  </pic:spPr>
+                </pic:pic>
+              </a:graphicData>
+            </a:graphic>
+          </wp:inline>
+        </w:drawing>
+      </w:r>
+    </w:p>
+    <w:p>
+      <w:pPr>
+        <w:spacing w:before="100" w:beforeAutospacing="1" w:after="100" w:afterAutospacing="1" w:line="240" w:lineRule="auto"/>
+        <w:rPr>
+          <w:rFonts w:asciiTheme="majorBidi" w:eastAsia="Times New Roman" w:hAnsiTheme="majorBidi" w:cstheme="majorBidi"/>
+          <w:sz w:val="24"/>
+          <w:szCs w:val="24"/>
+        </w:rPr>
+      </w:pPr>
+    </w:p>
+    <w:p>
+      <w:pPr>
+        <w:spacing w:before="100" w:beforeAutospacing="1" w:after="100" w:afterAutospacing="1" w:line="240" w:lineRule="auto"/>
+        <w:rPr>
+          <w:rFonts w:asciiTheme="majorBidi" w:eastAsia="Times New Roman" w:hAnsiTheme="majorBidi" w:cstheme="majorBidi"/>
+          <w:sz w:val="24"/>
+          <w:szCs w:val="24"/>
+        </w:rPr>
+      </w:pPr>
+    </w:p>
+    <w:p>
+      <w:pPr>
+        <w:spacing w:line="240" w:lineRule="auto"/>
+        <w:rPr>
+          <w:rFonts w:asciiTheme="majorBidi" w:hAnsiTheme="majorBidi" w:cstheme="majorBidi"/>
+          <w:sz w:val="24"/>
+          <w:szCs w:val="24"/>
+          <w:lang w:bidi="ar-EG"/>
+        </w:rPr>
+      </w:pPr>
+    </w:p>
     <w:sectPr>
       <w:pgSz w:w="12240" w:h="15840"/>
       <w:pgMar w:top="1440" w:right="1440" w:bottom="1440" w:left="1440" w:header="720" w:footer="720" w:gutter="0"/>
@@ -717,6 +1581,119 @@
     </w:lvl>
   </w:abstractNum>
   <w:abstractNum w:abstractNumId="1" w15:restartNumberingAfterBreak="0">
+    <w:nsid w:val="2CCD6720"/>
+    <w:multiLevelType w:val="multilevel"/>
+    <w:tmpl w:val="15026472"/>
+    <w:lvl w:ilvl="0">
+      <w:start w:val="1"/>
+      <w:numFmt w:val="decimal"/>
+      <w:lvlText w:val="%1."/>
+      <w:lvlJc w:val="left"/>
+      <w:pPr>
+        <w:tabs>
+          <w:tab w:val="num" w:pos="720"/>
+        </w:tabs>
+        <w:ind w:left="720" w:hanging="360"/>
+      </w:pPr>
+    </w:lvl>
+    <w:lvl w:ilvl="1" w:tentative="1">
+      <w:start w:val="1"/>
+      <w:numFmt w:val="decimal"/>
+      <w:lvlText w:val="%2."/>
+      <w:lvlJc w:val="left"/>
+      <w:pPr>
+        <w:tabs>
+          <w:tab w:val="num" w:pos="1440"/>
+        </w:tabs>
+        <w:ind w:left="1440" w:hanging="360"/>
+      </w:pPr>
+    </w:lvl>
+    <w:lvl w:ilvl="2" w:tentative="1">
+      <w:start w:val="1"/>
+      <w:numFmt w:val="decimal"/>
+      <w:lvlText w:val="%3."/>
+      <w:lvlJc w:val="left"/>
+      <w:pPr>
+        <w:tabs>
+          <w:tab w:val="num" w:pos="2160"/>
+        </w:tabs>
+        <w:ind w:left="2160" w:hanging="360"/>
+      </w:pPr>
+    </w:lvl>
+    <w:lvl w:ilvl="3" w:tentative="1">
+      <w:start w:val="1"/>
+      <w:numFmt w:val="decimal"/>
+      <w:lvlText w:val="%4."/>
+      <w:lvlJc w:val="left"/>
+      <w:pPr>
+        <w:tabs>
+          <w:tab w:val="num" w:pos="2880"/>
+        </w:tabs>
+        <w:ind w:left="2880" w:hanging="360"/>
+      </w:pPr>
+    </w:lvl>
+    <w:lvl w:ilvl="4" w:tentative="1">
+      <w:start w:val="1"/>
+      <w:numFmt w:val="decimal"/>
+      <w:lvlText w:val="%5."/>
+      <w:lvlJc w:val="left"/>
+      <w:pPr>
+        <w:tabs>
+          <w:tab w:val="num" w:pos="3600"/>
+        </w:tabs>
+        <w:ind w:left="3600" w:hanging="360"/>
+      </w:pPr>
+    </w:lvl>
+    <w:lvl w:ilvl="5" w:tentative="1">
+      <w:start w:val="1"/>
+      <w:numFmt w:val="decimal"/>
+      <w:lvlText w:val="%6."/>
+      <w:lvlJc w:val="left"/>
+      <w:pPr>
+        <w:tabs>
+          <w:tab w:val="num" w:pos="4320"/>
+        </w:tabs>
+        <w:ind w:left="4320" w:hanging="360"/>
+      </w:pPr>
+    </w:lvl>
+    <w:lvl w:ilvl="6" w:tentative="1">
+      <w:start w:val="1"/>
+      <w:numFmt w:val="decimal"/>
+      <w:lvlText w:val="%7."/>
+      <w:lvlJc w:val="left"/>
+      <w:pPr>
+        <w:tabs>
+          <w:tab w:val="num" w:pos="5040"/>
+        </w:tabs>
+        <w:ind w:left="5040" w:hanging="360"/>
+      </w:pPr>
+    </w:lvl>
+    <w:lvl w:ilvl="7" w:tentative="1">
+      <w:start w:val="1"/>
+      <w:numFmt w:val="decimal"/>
+      <w:lvlText w:val="%8."/>
+      <w:lvlJc w:val="left"/>
+      <w:pPr>
+        <w:tabs>
+          <w:tab w:val="num" w:pos="5760"/>
+        </w:tabs>
+        <w:ind w:left="5760" w:hanging="360"/>
+      </w:pPr>
+    </w:lvl>
+    <w:lvl w:ilvl="8" w:tentative="1">
+      <w:start w:val="1"/>
+      <w:numFmt w:val="decimal"/>
+      <w:lvlText w:val="%9."/>
+      <w:lvlJc w:val="left"/>
+      <w:pPr>
+        <w:tabs>
+          <w:tab w:val="num" w:pos="6480"/>
+        </w:tabs>
+        <w:ind w:left="6480" w:hanging="360"/>
+      </w:pPr>
+    </w:lvl>
+  </w:abstractNum>
+  <w:abstractNum w:abstractNumId="2" w15:restartNumberingAfterBreak="0">
     <w:nsid w:val="303D4FC3"/>
     <w:multiLevelType w:val="hybridMultilevel"/>
     <w:tmpl w:val="8E6ADC7A"/>
@@ -805,7 +1782,7 @@
       </w:pPr>
     </w:lvl>
   </w:abstractNum>
-  <w:abstractNum w:abstractNumId="2" w15:restartNumberingAfterBreak="0">
+  <w:abstractNum w:abstractNumId="3" w15:restartNumberingAfterBreak="0">
     <w:nsid w:val="5D3A3D35"/>
     <w:multiLevelType w:val="multilevel"/>
     <w:tmpl w:val="B5E6B22E"/>
@@ -954,14 +1931,473 @@
       </w:rPr>
     </w:lvl>
   </w:abstractNum>
+  <w:abstractNum w:abstractNumId="4" w15:restartNumberingAfterBreak="0">
+    <w:nsid w:val="6F711419"/>
+    <w:multiLevelType w:val="multilevel"/>
+    <w:tmpl w:val="8B56F238"/>
+    <w:lvl w:ilvl="0">
+      <w:start w:val="1"/>
+      <w:numFmt w:val="bullet"/>
+      <w:lvlText w:val=""/>
+      <w:lvlJc w:val="left"/>
+      <w:pPr>
+        <w:tabs>
+          <w:tab w:val="num" w:pos="720"/>
+        </w:tabs>
+        <w:ind w:left="720" w:hanging="360"/>
+      </w:pPr>
+      <w:rPr>
+        <w:rFonts w:ascii="Symbol" w:hAnsi="Symbol" w:hint="default"/>
+        <w:sz w:val="20"/>
+      </w:rPr>
+    </w:lvl>
+    <w:lvl w:ilvl="1" w:tentative="1">
+      <w:start w:val="1"/>
+      <w:numFmt w:val="bullet"/>
+      <w:lvlText w:val="o"/>
+      <w:lvlJc w:val="left"/>
+      <w:pPr>
+        <w:tabs>
+          <w:tab w:val="num" w:pos="1440"/>
+        </w:tabs>
+        <w:ind w:left="1440" w:hanging="360"/>
+      </w:pPr>
+      <w:rPr>
+        <w:rFonts w:ascii="Courier New" w:hAnsi="Courier New" w:hint="default"/>
+        <w:sz w:val="20"/>
+      </w:rPr>
+    </w:lvl>
+    <w:lvl w:ilvl="2" w:tentative="1">
+      <w:start w:val="1"/>
+      <w:numFmt w:val="bullet"/>
+      <w:lvlText w:val=""/>
+      <w:lvlJc w:val="left"/>
+      <w:pPr>
+        <w:tabs>
+          <w:tab w:val="num" w:pos="2160"/>
+        </w:tabs>
+        <w:ind w:left="2160" w:hanging="360"/>
+      </w:pPr>
+      <w:rPr>
+        <w:rFonts w:ascii="Wingdings" w:hAnsi="Wingdings" w:hint="default"/>
+        <w:sz w:val="20"/>
+      </w:rPr>
+    </w:lvl>
+    <w:lvl w:ilvl="3" w:tentative="1">
+      <w:start w:val="1"/>
+      <w:numFmt w:val="bullet"/>
+      <w:lvlText w:val=""/>
+      <w:lvlJc w:val="left"/>
+      <w:pPr>
+        <w:tabs>
+          <w:tab w:val="num" w:pos="2880"/>
+        </w:tabs>
+        <w:ind w:left="2880" w:hanging="360"/>
+      </w:pPr>
+      <w:rPr>
+        <w:rFonts w:ascii="Wingdings" w:hAnsi="Wingdings" w:hint="default"/>
+        <w:sz w:val="20"/>
+      </w:rPr>
+    </w:lvl>
+    <w:lvl w:ilvl="4" w:tentative="1">
+      <w:start w:val="1"/>
+      <w:numFmt w:val="bullet"/>
+      <w:lvlText w:val=""/>
+      <w:lvlJc w:val="left"/>
+      <w:pPr>
+        <w:tabs>
+          <w:tab w:val="num" w:pos="3600"/>
+        </w:tabs>
+        <w:ind w:left="3600" w:hanging="360"/>
+      </w:pPr>
+      <w:rPr>
+        <w:rFonts w:ascii="Wingdings" w:hAnsi="Wingdings" w:hint="default"/>
+        <w:sz w:val="20"/>
+      </w:rPr>
+    </w:lvl>
+    <w:lvl w:ilvl="5" w:tentative="1">
+      <w:start w:val="1"/>
+      <w:numFmt w:val="bullet"/>
+      <w:lvlText w:val=""/>
+      <w:lvlJc w:val="left"/>
+      <w:pPr>
+        <w:tabs>
+          <w:tab w:val="num" w:pos="4320"/>
+        </w:tabs>
+        <w:ind w:left="4320" w:hanging="360"/>
+      </w:pPr>
+      <w:rPr>
+        <w:rFonts w:ascii="Wingdings" w:hAnsi="Wingdings" w:hint="default"/>
+        <w:sz w:val="20"/>
+      </w:rPr>
+    </w:lvl>
+    <w:lvl w:ilvl="6" w:tentative="1">
+      <w:start w:val="1"/>
+      <w:numFmt w:val="bullet"/>
+      <w:lvlText w:val=""/>
+      <w:lvlJc w:val="left"/>
+      <w:pPr>
+        <w:tabs>
+          <w:tab w:val="num" w:pos="5040"/>
+        </w:tabs>
+        <w:ind w:left="5040" w:hanging="360"/>
+      </w:pPr>
+      <w:rPr>
+        <w:rFonts w:ascii="Wingdings" w:hAnsi="Wingdings" w:hint="default"/>
+        <w:sz w:val="20"/>
+      </w:rPr>
+    </w:lvl>
+    <w:lvl w:ilvl="7" w:tentative="1">
+      <w:start w:val="1"/>
+      <w:numFmt w:val="bullet"/>
+      <w:lvlText w:val=""/>
+      <w:lvlJc w:val="left"/>
+      <w:pPr>
+        <w:tabs>
+          <w:tab w:val="num" w:pos="5760"/>
+        </w:tabs>
+        <w:ind w:left="5760" w:hanging="360"/>
+      </w:pPr>
+      <w:rPr>
+        <w:rFonts w:ascii="Wingdings" w:hAnsi="Wingdings" w:hint="default"/>
+        <w:sz w:val="20"/>
+      </w:rPr>
+    </w:lvl>
+    <w:lvl w:ilvl="8" w:tentative="1">
+      <w:start w:val="1"/>
+      <w:numFmt w:val="bullet"/>
+      <w:lvlText w:val=""/>
+      <w:lvlJc w:val="left"/>
+      <w:pPr>
+        <w:tabs>
+          <w:tab w:val="num" w:pos="6480"/>
+        </w:tabs>
+        <w:ind w:left="6480" w:hanging="360"/>
+      </w:pPr>
+      <w:rPr>
+        <w:rFonts w:ascii="Wingdings" w:hAnsi="Wingdings" w:hint="default"/>
+        <w:sz w:val="20"/>
+      </w:rPr>
+    </w:lvl>
+  </w:abstractNum>
+  <w:abstractNum w:abstractNumId="5" w15:restartNumberingAfterBreak="0">
+    <w:nsid w:val="72C11F94"/>
+    <w:multiLevelType w:val="multilevel"/>
+    <w:tmpl w:val="344A6FB0"/>
+    <w:lvl w:ilvl="0">
+      <w:start w:val="1"/>
+      <w:numFmt w:val="bullet"/>
+      <w:lvlText w:val=""/>
+      <w:lvlJc w:val="left"/>
+      <w:pPr>
+        <w:tabs>
+          <w:tab w:val="num" w:pos="720"/>
+        </w:tabs>
+        <w:ind w:left="720" w:hanging="360"/>
+      </w:pPr>
+      <w:rPr>
+        <w:rFonts w:ascii="Symbol" w:hAnsi="Symbol" w:hint="default"/>
+        <w:sz w:val="20"/>
+      </w:rPr>
+    </w:lvl>
+    <w:lvl w:ilvl="1" w:tentative="1">
+      <w:start w:val="1"/>
+      <w:numFmt w:val="bullet"/>
+      <w:lvlText w:val="o"/>
+      <w:lvlJc w:val="left"/>
+      <w:pPr>
+        <w:tabs>
+          <w:tab w:val="num" w:pos="1440"/>
+        </w:tabs>
+        <w:ind w:left="1440" w:hanging="360"/>
+      </w:pPr>
+      <w:rPr>
+        <w:rFonts w:ascii="Courier New" w:hAnsi="Courier New" w:hint="default"/>
+        <w:sz w:val="20"/>
+      </w:rPr>
+    </w:lvl>
+    <w:lvl w:ilvl="2" w:tentative="1">
+      <w:start w:val="1"/>
+      <w:numFmt w:val="bullet"/>
+      <w:lvlText w:val=""/>
+      <w:lvlJc w:val="left"/>
+      <w:pPr>
+        <w:tabs>
+          <w:tab w:val="num" w:pos="2160"/>
+        </w:tabs>
+        <w:ind w:left="2160" w:hanging="360"/>
+      </w:pPr>
+      <w:rPr>
+        <w:rFonts w:ascii="Wingdings" w:hAnsi="Wingdings" w:hint="default"/>
+        <w:sz w:val="20"/>
+      </w:rPr>
+    </w:lvl>
+    <w:lvl w:ilvl="3" w:tentative="1">
+      <w:start w:val="1"/>
+      <w:numFmt w:val="bullet"/>
+      <w:lvlText w:val=""/>
+      <w:lvlJc w:val="left"/>
+      <w:pPr>
+        <w:tabs>
+          <w:tab w:val="num" w:pos="2880"/>
+        </w:tabs>
+        <w:ind w:left="2880" w:hanging="360"/>
+      </w:pPr>
+      <w:rPr>
+        <w:rFonts w:ascii="Wingdings" w:hAnsi="Wingdings" w:hint="default"/>
+        <w:sz w:val="20"/>
+      </w:rPr>
+    </w:lvl>
+    <w:lvl w:ilvl="4" w:tentative="1">
+      <w:start w:val="1"/>
+      <w:numFmt w:val="bullet"/>
+      <w:lvlText w:val=""/>
+      <w:lvlJc w:val="left"/>
+      <w:pPr>
+        <w:tabs>
+          <w:tab w:val="num" w:pos="3600"/>
+        </w:tabs>
+        <w:ind w:left="3600" w:hanging="360"/>
+      </w:pPr>
+      <w:rPr>
+        <w:rFonts w:ascii="Wingdings" w:hAnsi="Wingdings" w:hint="default"/>
+        <w:sz w:val="20"/>
+      </w:rPr>
+    </w:lvl>
+    <w:lvl w:ilvl="5" w:tentative="1">
+      <w:start w:val="1"/>
+      <w:numFmt w:val="bullet"/>
+      <w:lvlText w:val=""/>
+      <w:lvlJc w:val="left"/>
+      <w:pPr>
+        <w:tabs>
+          <w:tab w:val="num" w:pos="4320"/>
+        </w:tabs>
+        <w:ind w:left="4320" w:hanging="360"/>
+      </w:pPr>
+      <w:rPr>
+        <w:rFonts w:ascii="Wingdings" w:hAnsi="Wingdings" w:hint="default"/>
+        <w:sz w:val="20"/>
+      </w:rPr>
+    </w:lvl>
+    <w:lvl w:ilvl="6" w:tentative="1">
+      <w:start w:val="1"/>
+      <w:numFmt w:val="bullet"/>
+      <w:lvlText w:val=""/>
+      <w:lvlJc w:val="left"/>
+      <w:pPr>
+        <w:tabs>
+          <w:tab w:val="num" w:pos="5040"/>
+        </w:tabs>
+        <w:ind w:left="5040" w:hanging="360"/>
+      </w:pPr>
+      <w:rPr>
+        <w:rFonts w:ascii="Wingdings" w:hAnsi="Wingdings" w:hint="default"/>
+        <w:sz w:val="20"/>
+      </w:rPr>
+    </w:lvl>
+    <w:lvl w:ilvl="7" w:tentative="1">
+      <w:start w:val="1"/>
+      <w:numFmt w:val="bullet"/>
+      <w:lvlText w:val=""/>
+      <w:lvlJc w:val="left"/>
+      <w:pPr>
+        <w:tabs>
+          <w:tab w:val="num" w:pos="5760"/>
+        </w:tabs>
+        <w:ind w:left="5760" w:hanging="360"/>
+      </w:pPr>
+      <w:rPr>
+        <w:rFonts w:ascii="Wingdings" w:hAnsi="Wingdings" w:hint="default"/>
+        <w:sz w:val="20"/>
+      </w:rPr>
+    </w:lvl>
+    <w:lvl w:ilvl="8" w:tentative="1">
+      <w:start w:val="1"/>
+      <w:numFmt w:val="bullet"/>
+      <w:lvlText w:val=""/>
+      <w:lvlJc w:val="left"/>
+      <w:pPr>
+        <w:tabs>
+          <w:tab w:val="num" w:pos="6480"/>
+        </w:tabs>
+        <w:ind w:left="6480" w:hanging="360"/>
+      </w:pPr>
+      <w:rPr>
+        <w:rFonts w:ascii="Wingdings" w:hAnsi="Wingdings" w:hint="default"/>
+        <w:sz w:val="20"/>
+      </w:rPr>
+    </w:lvl>
+  </w:abstractNum>
+  <w:abstractNum w:abstractNumId="6" w15:restartNumberingAfterBreak="0">
+    <w:nsid w:val="7FDE457B"/>
+    <w:multiLevelType w:val="multilevel"/>
+    <w:tmpl w:val="7896A784"/>
+    <w:lvl w:ilvl="0">
+      <w:start w:val="1"/>
+      <w:numFmt w:val="bullet"/>
+      <w:lvlText w:val=""/>
+      <w:lvlJc w:val="left"/>
+      <w:pPr>
+        <w:tabs>
+          <w:tab w:val="num" w:pos="720"/>
+        </w:tabs>
+        <w:ind w:left="720" w:hanging="360"/>
+      </w:pPr>
+      <w:rPr>
+        <w:rFonts w:ascii="Symbol" w:hAnsi="Symbol" w:hint="default"/>
+        <w:sz w:val="20"/>
+      </w:rPr>
+    </w:lvl>
+    <w:lvl w:ilvl="1">
+      <w:start w:val="1"/>
+      <w:numFmt w:val="bullet"/>
+      <w:lvlText w:val="o"/>
+      <w:lvlJc w:val="left"/>
+      <w:pPr>
+        <w:tabs>
+          <w:tab w:val="num" w:pos="1440"/>
+        </w:tabs>
+        <w:ind w:left="1440" w:hanging="360"/>
+      </w:pPr>
+      <w:rPr>
+        <w:rFonts w:ascii="Courier New" w:hAnsi="Courier New" w:hint="default"/>
+        <w:sz w:val="20"/>
+      </w:rPr>
+    </w:lvl>
+    <w:lvl w:ilvl="2" w:tentative="1">
+      <w:start w:val="1"/>
+      <w:numFmt w:val="bullet"/>
+      <w:lvlText w:val=""/>
+      <w:lvlJc w:val="left"/>
+      <w:pPr>
+        <w:tabs>
+          <w:tab w:val="num" w:pos="2160"/>
+        </w:tabs>
+        <w:ind w:left="2160" w:hanging="360"/>
+      </w:pPr>
+      <w:rPr>
+        <w:rFonts w:ascii="Wingdings" w:hAnsi="Wingdings" w:hint="default"/>
+        <w:sz w:val="20"/>
+      </w:rPr>
+    </w:lvl>
+    <w:lvl w:ilvl="3" w:tentative="1">
+      <w:start w:val="1"/>
+      <w:numFmt w:val="bullet"/>
+      <w:lvlText w:val=""/>
+      <w:lvlJc w:val="left"/>
+      <w:pPr>
+        <w:tabs>
+          <w:tab w:val="num" w:pos="2880"/>
+        </w:tabs>
+        <w:ind w:left="2880" w:hanging="360"/>
+      </w:pPr>
+      <w:rPr>
+        <w:rFonts w:ascii="Wingdings" w:hAnsi="Wingdings" w:hint="default"/>
+        <w:sz w:val="20"/>
+      </w:rPr>
+    </w:lvl>
+    <w:lvl w:ilvl="4" w:tentative="1">
+      <w:start w:val="1"/>
+      <w:numFmt w:val="bullet"/>
+      <w:lvlText w:val=""/>
+      <w:lvlJc w:val="left"/>
+      <w:pPr>
+        <w:tabs>
+          <w:tab w:val="num" w:pos="3600"/>
+        </w:tabs>
+        <w:ind w:left="3600" w:hanging="360"/>
+      </w:pPr>
+      <w:rPr>
+        <w:rFonts w:ascii="Wingdings" w:hAnsi="Wingdings" w:hint="default"/>
+        <w:sz w:val="20"/>
+      </w:rPr>
+    </w:lvl>
+    <w:lvl w:ilvl="5" w:tentative="1">
+      <w:start w:val="1"/>
+      <w:numFmt w:val="bullet"/>
+      <w:lvlText w:val=""/>
+      <w:lvlJc w:val="left"/>
+      <w:pPr>
+        <w:tabs>
+          <w:tab w:val="num" w:pos="4320"/>
+        </w:tabs>
+        <w:ind w:left="4320" w:hanging="360"/>
+      </w:pPr>
+      <w:rPr>
+        <w:rFonts w:ascii="Wingdings" w:hAnsi="Wingdings" w:hint="default"/>
+        <w:sz w:val="20"/>
+      </w:rPr>
+    </w:lvl>
+    <w:lvl w:ilvl="6" w:tentative="1">
+      <w:start w:val="1"/>
+      <w:numFmt w:val="bullet"/>
+      <w:lvlText w:val=""/>
+      <w:lvlJc w:val="left"/>
+      <w:pPr>
+        <w:tabs>
+          <w:tab w:val="num" w:pos="5040"/>
+        </w:tabs>
+        <w:ind w:left="5040" w:hanging="360"/>
+      </w:pPr>
+      <w:rPr>
+        <w:rFonts w:ascii="Wingdings" w:hAnsi="Wingdings" w:hint="default"/>
+        <w:sz w:val="20"/>
+      </w:rPr>
+    </w:lvl>
+    <w:lvl w:ilvl="7" w:tentative="1">
+      <w:start w:val="1"/>
+      <w:numFmt w:val="bullet"/>
+      <w:lvlText w:val=""/>
+      <w:lvlJc w:val="left"/>
+      <w:pPr>
+        <w:tabs>
+          <w:tab w:val="num" w:pos="5760"/>
+        </w:tabs>
+        <w:ind w:left="5760" w:hanging="360"/>
+      </w:pPr>
+      <w:rPr>
+        <w:rFonts w:ascii="Wingdings" w:hAnsi="Wingdings" w:hint="default"/>
+        <w:sz w:val="20"/>
+      </w:rPr>
+    </w:lvl>
+    <w:lvl w:ilvl="8" w:tentative="1">
+      <w:start w:val="1"/>
+      <w:numFmt w:val="bullet"/>
+      <w:lvlText w:val=""/>
+      <w:lvlJc w:val="left"/>
+      <w:pPr>
+        <w:tabs>
+          <w:tab w:val="num" w:pos="6480"/>
+        </w:tabs>
+        <w:ind w:left="6480" w:hanging="360"/>
+      </w:pPr>
+      <w:rPr>
+        <w:rFonts w:ascii="Wingdings" w:hAnsi="Wingdings" w:hint="default"/>
+        <w:sz w:val="20"/>
+      </w:rPr>
+    </w:lvl>
+  </w:abstractNum>
   <w:num w:numId="1">
-    <w:abstractNumId w:val="2"/>
+    <w:abstractNumId w:val="3"/>
   </w:num>
   <w:num w:numId="2">
     <w:abstractNumId w:val="0"/>
   </w:num>
   <w:num w:numId="3">
+    <w:abstractNumId w:val="2"/>
+  </w:num>
+  <w:num w:numId="4">
+    <w:abstractNumId w:val="5"/>
+  </w:num>
+  <w:num w:numId="5">
     <w:abstractNumId w:val="1"/>
+  </w:num>
+  <w:num w:numId="6">
+    <w:abstractNumId w:val="6"/>
+  </w:num>
+  <w:num w:numId="7">
+    <w:abstractNumId w:val="4"/>
   </w:num>
 </w:numbering>
 </file>
@@ -1567,6 +3003,17 @@
       <w:szCs w:val="32"/>
     </w:rPr>
   </w:style>
+  <w:style w:type="paragraph" w:styleId="ListParagraph">
+    <w:name w:val="List Paragraph"/>
+    <w:basedOn w:val="Normal"/>
+    <w:uiPriority w:val="34"/>
+    <w:qFormat/>
+    <w:rsid w:val="00986A95"/>
+    <w:pPr>
+      <w:ind w:left="720"/>
+      <w:contextualSpacing/>
+    </w:pPr>
+  </w:style>
 </w:styles>
 </file>
 
